--- a/data/decisions/DECISION-0028-pilot-scope-change.docx
+++ b/data/decisions/DECISION-0028-pilot-scope-change.docx
@@ -46,7 +46,7 @@
     </w:p>
     <w:p>
       <w:r>
-        <w:t>The Assist pilot is extended from 12 accounts to 28. This is a scope change to the existing pilot rather than a launch.</w:t>
+        <w:t>The portal rollout is extended from 12 accounts to 28. This is a scope change to the existing pilot rather than a launch.</w:t>
       </w:r>
     </w:p>
     <w:p>
